--- a/projects/valuepickr-open-screen/docs/Sun Pharma.docx
+++ b/projects/valuepickr-open-screen/docs/Sun Pharma.docx
@@ -2833,6 +2833,187 @@
           <w:szCs w:val="18"/>
         </w:rPr>
         <w:t xml:space="preserve">This is independent research and analysis for informational purposes only, not personalized financial or investment advice. Past multi-bagger performance and forum/social sentiment are not indicators of future returns. Do your own due diligence before investing.</w:t>
+      </w:r>
+    </w:p>
+    <w:p/>
+    <w:p>
+      <w:r>
+        <w:rPr>
+          <w:b/>
+          <w:sz w:val="28"/>
+        </w:rPr>
+        <w:t>🔄 RESEARCH UPDATE - 2026-10-05</w:t>
+      </w:r>
+    </w:p>
+    <w:p>
+      <w:r>
+        <w:rPr>
+          <w:b/>
+        </w:rPr>
+        <w:t>📊 Key Metrics:</w:t>
+      </w:r>
+    </w:p>
+    <w:p>
+      <w:pPr>
+        <w:ind w:left="360"/>
+      </w:pPr>
+      <w:r>
+        <w:t xml:space="preserve">  • Company: Sun Pharmaceutical Industries Ltd</w:t>
+      </w:r>
+    </w:p>
+    <w:p>
+      <w:pPr>
+        <w:ind w:left="360"/>
+      </w:pPr>
+      <w:r>
+        <w:t xml:space="preserve">  • Conviction: Not rated</w:t>
+      </w:r>
+    </w:p>
+    <w:p>
+      <w:pPr>
+        <w:ind w:left="360"/>
+      </w:pPr>
+      <w:r>
+        <w:t xml:space="preserve">  • Thesis: neither</w:t>
+      </w:r>
+    </w:p>
+    <w:p>
+      <w:pPr>
+        <w:ind w:left="360"/>
+      </w:pPr>
+      <w:r>
+        <w:t xml:space="preserve">  • 4-Box Score: 3.5</w:t>
+      </w:r>
+    </w:p>
+    <w:p>
+      <w:pPr>
+        <w:ind w:left="360"/>
+      </w:pPr>
+      <w:r>
+        <w:t xml:space="preserve">  • Research Date: 2026-09-26</w:t>
+      </w:r>
+    </w:p>
+    <w:p>
+      <w:pPr>
+        <w:ind w:left="360"/>
+      </w:pPr>
+      <w:r>
+        <w:t xml:space="preserve">  • Red Flag: None</w:t>
+      </w:r>
+    </w:p>
+    <w:p/>
+    <w:p>
+      <w:r>
+        <w:rPr>
+          <w:b/>
+        </w:rPr>
+        <w:t>📝 Verdict:</w:t>
+      </w:r>
+    </w:p>
+    <w:p>
+      <w:pPr>
+        <w:ind w:left="360"/>
+      </w:pPr>
+      <w:r>
+        <w:t>This pass confirms the real margin-inflection (FY26 EBITDA margin 30.3%, up from 27.9%) and de-risks the Organon acquisition (regulatory approvals progressing, on track for Q4 FY27 close) - but corrects a clear factual error in the original write-up: MM-II is an osteoarthritis biolubricant, not a melanoma drug. Mega-cap size keeps thesis_fit 'neither'; conviction upgraded modestly to Medium-High on the confirmed catalysts, tempered by the research-quality correction.</w:t>
+      </w:r>
+    </w:p>
+    <w:p/>
+    <w:p>
+      <w:r>
+        <w:rPr>
+          <w:b/>
+        </w:rPr>
+        <w:t>📈 Bull Case:</w:t>
+      </w:r>
+    </w:p>
+    <w:p>
+      <w:pPr>
+        <w:ind w:left="360"/>
+      </w:pPr>
+      <w:r>
+        <w:t>CONFIRMED: FY26 EBITDA margin genuinely expanded to 30.3% from 27.9% FY25, and Q1 FY27's headline dip is explained by a prior-year one-off (adjusted margins were actually higher YoY) - the margin-inflection story holds up</w:t>
+      </w:r>
+    </w:p>
+    <w:p>
+      <w:pPr>
+        <w:ind w:left="360"/>
+      </w:pPr>
+      <w:r>
+        <w:t>CONFIRMED, MORE CONCRETE: the $11.75bn Organon acquisition is progressing on schedule - regulatory filings complete in various markets, some approvals already received, integration office active, targeted Q4 FY27 close</w:t>
+      </w:r>
+    </w:p>
+    <w:p>
+      <w:pPr>
+        <w:ind w:left="360"/>
+      </w:pPr>
+      <w:r>
+        <w:t>Continued innovative-medicines growth (+12.8% Q1 FY27, +16.8% FY26 full year) and strong India formulations growth (+16% YoY) partly offsetting the expected, well-understood lenalidomide-driven US decline</w:t>
+      </w:r>
+    </w:p>
+    <w:p>
+      <w:pPr>
+        <w:ind w:left="360"/>
+      </w:pPr>
+      <w:r>
+        <w:t>High quality: ROCE 20.5%, ROE 16.0%, almost debt-free, healthy ~34% dividend payout</w:t>
+      </w:r>
+    </w:p>
+    <w:p>
+      <w:pPr>
+        <w:ind w:left="360"/>
+      </w:pPr>
+      <w:r>
+        <w:t>MM-II (correctly understood as an osteoarthritis biolubricant, not melanoma) has real clinical validation: FDA Fast Track designation and positive Phase 2b efficacy data</w:t>
+      </w:r>
+    </w:p>
+    <w:p/>
+    <w:p>
+      <w:r>
+        <w:rPr>
+          <w:b/>
+        </w:rPr>
+        <w:t>📉 Bear Case:</w:t>
+      </w:r>
+    </w:p>
+    <w:p>
+      <w:pPr>
+        <w:ind w:left="360"/>
+      </w:pPr>
+      <w:r>
+        <w:t>CORRECTION FROM ORIGINAL: the 'MM-II (melanoma) NDA filed April 2026' claim is factually wrong - MM-II is an osteoarthritis-pain product, and no confirmed NDA filing date was found this pass; the original pipeline-catalyst framing needs revision</w:t>
+      </w:r>
+    </w:p>
+    <w:p>
+      <w:pPr>
+        <w:ind w:left="360"/>
+      </w:pPr>
+      <w:r>
+        <w:t>The '34-35% EBITDA margin' target appears to be analyst-sourced, not explicit management guidance - no such numeric target was found in the Q1 FY27 earnings call</w:t>
+      </w:r>
+    </w:p>
+    <w:p>
+      <w:pPr>
+        <w:ind w:left="360"/>
+      </w:pPr>
+      <w:r>
+        <w:t>US business remains under real pressure from lenalidomide generic erosion and added competition - a structural, ongoing headwind, not a one-quarter event</w:t>
+      </w:r>
+    </w:p>
+    <w:p>
+      <w:pPr>
+        <w:ind w:left="360"/>
+      </w:pPr>
+      <w:r>
+        <w:t>Innovative-medicines growth rates found this pass (12.8-16.8%) are meaningfully lower than the '~24.8%' figure in the original write-up - not reconciled, possibly a narrower product-specific or different-period figure</w:t>
+      </w:r>
+    </w:p>
+    <w:p>
+      <w:pPr>
+        <w:ind w:left="360"/>
+      </w:pPr>
+      <w:r>
+        <w:t>Mega-cap (~Rs 4,41,478 Cr) - no plausible path to a 10x-in-2-3-years or 100x-in-10-years outcome regardless of catalyst quality</w:t>
       </w:r>
     </w:p>
     <w:sectPr>
